--- a/klagomål/A 19208-2025 FSC-klagomål.docx
+++ b/klagomål/A 19208-2025 FSC-klagomål.docx
@@ -191,7 +191,7 @@
     </w:p>
     <w:p>
       <w:r>
-        <w:t>I avverkningsanmälan har följande 10 naturvårdsarter hittats: blackticka (VU), knärot (VU, §8), rynkskinn (VU), granticka (NT), rosenticka (NT), spillkråka (NT, §4), ullticka (NT), plattlummer (S, §9), vedticka (S) och revlummer (§9). Av dessa är 7 rödlistade. För rödlistade arter har rödlistekategorin angivits inom parentes. Arter som är signalarter enligt Skogsstyrelsen har markerats med (S). För fridlysta arter anges även paragrafen i Artskyddsförordningen som arten är fridlyst enligt.</w:t>
+        <w:t>I avverkningsanmälan har följande 11 naturvårdsarter hittats: blackticka (VU), knärot (VU, §8), rynkskinn (VU), sprickporing (VU), granticka (NT), rosenticka (NT), spillkråka (NT, §4), ullticka (NT), plattlummer (S, §9), vedticka (S) och revlummer (§9). Av dessa är 8 rödlistade. För rödlistade arter har rödlistekategorin angivits inom parentes. Arter som är signalarter enligt Skogsstyrelsen har markerats med (S). För fridlysta arter anges även paragrafen i Artskyddsförordningen som arten är fridlyst enligt.</w:t>
       </w:r>
     </w:p>
     <w:p>
@@ -295,6 +295,17 @@
         <w:rPr>
           <w:b/>
         </w:rPr>
+        <w:t>Sprickporing (VU)</w:t>
+      </w:r>
+      <w:r>
+        <w:t>, rödlistad som sårbar, är en sällsynt art som växer på senvuxen gran i lågproduktiva miljöer, ett substrat som nybildas i mycket liten skala i modern produktionsskog. Arten bedöms ha minskat kraftigt, med mer än 30 % över de senaste 20 åren, huvudsakligen på grund av slutavverkningar. I bestånd där arten förekommer måste skogsbruk undvikas. Fler av artens lokaler bör skyddas (SLU Artdatabanken, 2024).</w:t>
+      </w:r>
+    </w:p>
+    <w:p>
+      <w:r>
+        <w:rPr>
+          <w:b/>
+        </w:rPr>
         <w:t>Ullticka (NT)</w:t>
       </w:r>
       <w:r>
@@ -536,7 +547,7 @@
         <w:rPr>
           <w:i/>
         </w:rPr>
-        <w:t>I det avverkningsanmälda skogsområdet har 10 naturvårdsarter varav 7 rödlistade arter sina livsmiljöer och växtplatser.</w:t>
+        <w:t>I det avverkningsanmälda skogsområdet har 11 naturvårdsarter varav 8 rödlistade arter sina livsmiljöer och växtplatser.</w:t>
       </w:r>
     </w:p>
     <w:p>
@@ -1059,7 +1070,7 @@
     <w:r>
       <w:tab/>
       <w:tab/>
-      <w:t>2025-05-08</w:t>
+      <w:t>2025-05-09</w:t>
       <w:br/>
       <w:br/>
     </w:r>

--- a/klagomål/A 19208-2025 FSC-klagomål.docx
+++ b/klagomål/A 19208-2025 FSC-klagomål.docx
@@ -1070,7 +1070,7 @@
     <w:r>
       <w:tab/>
       <w:tab/>
-      <w:t>2025-05-09</w:t>
+      <w:t>2025-05-10</w:t>
       <w:br/>
       <w:br/>
     </w:r>

--- a/klagomål/A 19208-2025 FSC-klagomål.docx
+++ b/klagomål/A 19208-2025 FSC-klagomål.docx
@@ -1070,7 +1070,7 @@
     <w:r>
       <w:tab/>
       <w:tab/>
-      <w:t>2025-05-10</w:t>
+      <w:t>2025-05-11</w:t>
       <w:br/>
       <w:br/>
     </w:r>

--- a/klagomål/A 19208-2025 FSC-klagomål.docx
+++ b/klagomål/A 19208-2025 FSC-klagomål.docx
@@ -1070,7 +1070,7 @@
     <w:r>
       <w:tab/>
       <w:tab/>
-      <w:t>2025-05-11</w:t>
+      <w:t>2025-05-12</w:t>
       <w:br/>
       <w:br/>
     </w:r>

--- a/klagomål/A 19208-2025 FSC-klagomål.docx
+++ b/klagomål/A 19208-2025 FSC-klagomål.docx
@@ -1070,7 +1070,7 @@
     <w:r>
       <w:tab/>
       <w:tab/>
-      <w:t>2025-05-12</w:t>
+      <w:t>2025-05-13</w:t>
       <w:br/>
       <w:br/>
     </w:r>

--- a/klagomål/A 19208-2025 FSC-klagomål.docx
+++ b/klagomål/A 19208-2025 FSC-klagomål.docx
@@ -1070,7 +1070,7 @@
     <w:r>
       <w:tab/>
       <w:tab/>
-      <w:t>2025-05-13</w:t>
+      <w:t>2025-05-14</w:t>
       <w:br/>
       <w:br/>
     </w:r>

--- a/klagomål/A 19208-2025 FSC-klagomål.docx
+++ b/klagomål/A 19208-2025 FSC-klagomål.docx
@@ -1070,7 +1070,7 @@
     <w:r>
       <w:tab/>
       <w:tab/>
-      <w:t>2025-05-14</w:t>
+      <w:t>2025-05-15</w:t>
       <w:br/>
       <w:br/>
     </w:r>

--- a/klagomål/A 19208-2025 FSC-klagomål.docx
+++ b/klagomål/A 19208-2025 FSC-klagomål.docx
@@ -1070,7 +1070,7 @@
     <w:r>
       <w:tab/>
       <w:tab/>
-      <w:t>2025-05-15</w:t>
+      <w:t>2025-05-16</w:t>
       <w:br/>
       <w:br/>
     </w:r>

--- a/klagomål/A 19208-2025 FSC-klagomål.docx
+++ b/klagomål/A 19208-2025 FSC-klagomål.docx
@@ -1070,7 +1070,7 @@
     <w:r>
       <w:tab/>
       <w:tab/>
-      <w:t>2025-05-16</w:t>
+      <w:t>2025-05-17</w:t>
       <w:br/>
       <w:br/>
     </w:r>

--- a/klagomål/A 19208-2025 FSC-klagomål.docx
+++ b/klagomål/A 19208-2025 FSC-klagomål.docx
@@ -1070,7 +1070,7 @@
     <w:r>
       <w:tab/>
       <w:tab/>
-      <w:t>2025-05-17</w:t>
+      <w:t>2025-05-18</w:t>
       <w:br/>
       <w:br/>
     </w:r>

--- a/klagomål/A 19208-2025 FSC-klagomål.docx
+++ b/klagomål/A 19208-2025 FSC-klagomål.docx
@@ -1070,7 +1070,7 @@
     <w:r>
       <w:tab/>
       <w:tab/>
-      <w:t>2025-05-18</w:t>
+      <w:t>2025-05-19</w:t>
       <w:br/>
       <w:br/>
     </w:r>

--- a/klagomål/A 19208-2025 FSC-klagomål.docx
+++ b/klagomål/A 19208-2025 FSC-klagomål.docx
@@ -1070,7 +1070,7 @@
     <w:r>
       <w:tab/>
       <w:tab/>
-      <w:t>2025-05-19</w:t>
+      <w:t>2025-05-20</w:t>
       <w:br/>
       <w:br/>
     </w:r>

--- a/klagomål/A 19208-2025 FSC-klagomål.docx
+++ b/klagomål/A 19208-2025 FSC-klagomål.docx
@@ -1070,7 +1070,7 @@
     <w:r>
       <w:tab/>
       <w:tab/>
-      <w:t>2025-05-20</w:t>
+      <w:t>2025-05-21</w:t>
       <w:br/>
       <w:br/>
     </w:r>

--- a/klagomål/A 19208-2025 FSC-klagomål.docx
+++ b/klagomål/A 19208-2025 FSC-klagomål.docx
@@ -1070,7 +1070,7 @@
     <w:r>
       <w:tab/>
       <w:tab/>
-      <w:t>2025-05-21</w:t>
+      <w:t>2025-05-22</w:t>
       <w:br/>
       <w:br/>
     </w:r>

--- a/klagomål/A 19208-2025 FSC-klagomål.docx
+++ b/klagomål/A 19208-2025 FSC-klagomål.docx
@@ -1070,7 +1070,7 @@
     <w:r>
       <w:tab/>
       <w:tab/>
-      <w:t>2025-05-22</w:t>
+      <w:t>2025-05-23</w:t>
       <w:br/>
       <w:br/>
     </w:r>

--- a/klagomål/A 19208-2025 FSC-klagomål.docx
+++ b/klagomål/A 19208-2025 FSC-klagomål.docx
@@ -1070,7 +1070,7 @@
     <w:r>
       <w:tab/>
       <w:tab/>
-      <w:t>2025-05-23</w:t>
+      <w:t>2025-05-24</w:t>
       <w:br/>
       <w:br/>
     </w:r>

--- a/klagomål/A 19208-2025 FSC-klagomål.docx
+++ b/klagomål/A 19208-2025 FSC-klagomål.docx
@@ -1070,7 +1070,7 @@
     <w:r>
       <w:tab/>
       <w:tab/>
-      <w:t>2025-05-24</w:t>
+      <w:t>2025-05-25</w:t>
       <w:br/>
       <w:br/>
     </w:r>

--- a/klagomål/A 19208-2025 FSC-klagomål.docx
+++ b/klagomål/A 19208-2025 FSC-klagomål.docx
@@ -1070,7 +1070,7 @@
     <w:r>
       <w:tab/>
       <w:tab/>
-      <w:t>2025-05-25</w:t>
+      <w:t>2025-05-26</w:t>
       <w:br/>
       <w:br/>
     </w:r>

--- a/klagomål/A 19208-2025 FSC-klagomål.docx
+++ b/klagomål/A 19208-2025 FSC-klagomål.docx
@@ -1070,7 +1070,7 @@
     <w:r>
       <w:tab/>
       <w:tab/>
-      <w:t>2025-05-26</w:t>
+      <w:t>2025-05-27</w:t>
       <w:br/>
       <w:br/>
     </w:r>

--- a/klagomål/A 19208-2025 FSC-klagomål.docx
+++ b/klagomål/A 19208-2025 FSC-klagomål.docx
@@ -1070,7 +1070,7 @@
     <w:r>
       <w:tab/>
       <w:tab/>
-      <w:t>2025-05-27</w:t>
+      <w:t>2025-05-30</w:t>
       <w:br/>
       <w:br/>
     </w:r>

--- a/klagomål/A 19208-2025 FSC-klagomål.docx
+++ b/klagomål/A 19208-2025 FSC-klagomål.docx
@@ -1070,7 +1070,7 @@
     <w:r>
       <w:tab/>
       <w:tab/>
-      <w:t>2025-05-30</w:t>
+      <w:t>2025-06-01</w:t>
       <w:br/>
       <w:br/>
     </w:r>

--- a/klagomål/A 19208-2025 FSC-klagomål.docx
+++ b/klagomål/A 19208-2025 FSC-klagomål.docx
@@ -1070,7 +1070,7 @@
     <w:r>
       <w:tab/>
       <w:tab/>
-      <w:t>2025-06-01</w:t>
+      <w:t>2025-06-02</w:t>
       <w:br/>
       <w:br/>
     </w:r>

--- a/klagomål/A 19208-2025 FSC-klagomål.docx
+++ b/klagomål/A 19208-2025 FSC-klagomål.docx
@@ -1070,7 +1070,7 @@
     <w:r>
       <w:tab/>
       <w:tab/>
-      <w:t>2025-06-02</w:t>
+      <w:t>2025-06-03</w:t>
       <w:br/>
       <w:br/>
     </w:r>

--- a/klagomål/A 19208-2025 FSC-klagomål.docx
+++ b/klagomål/A 19208-2025 FSC-klagomål.docx
@@ -1070,7 +1070,7 @@
     <w:r>
       <w:tab/>
       <w:tab/>
-      <w:t>2025-06-03</w:t>
+      <w:t>2025-06-04</w:t>
       <w:br/>
       <w:br/>
     </w:r>

--- a/klagomål/A 19208-2025 FSC-klagomål.docx
+++ b/klagomål/A 19208-2025 FSC-klagomål.docx
@@ -1070,7 +1070,7 @@
     <w:r>
       <w:tab/>
       <w:tab/>
-      <w:t>2025-06-04</w:t>
+      <w:t>2025-06-05</w:t>
       <w:br/>
       <w:br/>
     </w:r>

--- a/klagomål/A 19208-2025 FSC-klagomål.docx
+++ b/klagomål/A 19208-2025 FSC-klagomål.docx
@@ -1070,7 +1070,7 @@
     <w:r>
       <w:tab/>
       <w:tab/>
-      <w:t>2025-06-05</w:t>
+      <w:t>2025-06-13</w:t>
       <w:br/>
       <w:br/>
     </w:r>

--- a/klagomål/A 19208-2025 FSC-klagomål.docx
+++ b/klagomål/A 19208-2025 FSC-klagomål.docx
@@ -1070,7 +1070,7 @@
     <w:r>
       <w:tab/>
       <w:tab/>
-      <w:t>2025-06-13</w:t>
+      <w:t>2025-06-15</w:t>
       <w:br/>
       <w:br/>
     </w:r>

--- a/klagomål/A 19208-2025 FSC-klagomål.docx
+++ b/klagomål/A 19208-2025 FSC-klagomål.docx
@@ -1070,7 +1070,7 @@
     <w:r>
       <w:tab/>
       <w:tab/>
-      <w:t>2025-06-15</w:t>
+      <w:t>2025-06-16</w:t>
       <w:br/>
       <w:br/>
     </w:r>

--- a/klagomål/A 19208-2025 FSC-klagomål.docx
+++ b/klagomål/A 19208-2025 FSC-klagomål.docx
@@ -1070,7 +1070,7 @@
     <w:r>
       <w:tab/>
       <w:tab/>
-      <w:t>2025-06-16</w:t>
+      <w:t>2025-06-17</w:t>
       <w:br/>
       <w:br/>
     </w:r>

--- a/klagomål/A 19208-2025 FSC-klagomål.docx
+++ b/klagomål/A 19208-2025 FSC-klagomål.docx
@@ -1070,7 +1070,7 @@
     <w:r>
       <w:tab/>
       <w:tab/>
-      <w:t>2025-06-17</w:t>
+      <w:t>2025-06-18</w:t>
       <w:br/>
       <w:br/>
     </w:r>

--- a/klagomål/A 19208-2025 FSC-klagomål.docx
+++ b/klagomål/A 19208-2025 FSC-klagomål.docx
@@ -1070,7 +1070,7 @@
     <w:r>
       <w:tab/>
       <w:tab/>
-      <w:t>2025-06-18</w:t>
+      <w:t>2025-06-19</w:t>
       <w:br/>
       <w:br/>
     </w:r>

--- a/klagomål/A 19208-2025 FSC-klagomål.docx
+++ b/klagomål/A 19208-2025 FSC-klagomål.docx
@@ -1070,7 +1070,7 @@
     <w:r>
       <w:tab/>
       <w:tab/>
-      <w:t>2025-06-19</w:t>
+      <w:t>2025-06-20</w:t>
       <w:br/>
       <w:br/>
     </w:r>

--- a/klagomål/A 19208-2025 FSC-klagomål.docx
+++ b/klagomål/A 19208-2025 FSC-klagomål.docx
@@ -1070,7 +1070,7 @@
     <w:r>
       <w:tab/>
       <w:tab/>
-      <w:t>2025-06-20</w:t>
+      <w:t>2025-06-21</w:t>
       <w:br/>
       <w:br/>
     </w:r>

--- a/klagomål/A 19208-2025 FSC-klagomål.docx
+++ b/klagomål/A 19208-2025 FSC-klagomål.docx
@@ -370,7 +370,7 @@
     </w:p>
     <w:p>
       <w:r>
-        <w:t>I det avverkningsanmälda området finns 5 fyndplatser för knärot registrerade på Artportalen. Figur 2 visar gränserna för buffertzoner på 50 m, som behöver lämnas kring fyndplatserna för att knärotslokalerna inte ska försvinna vid en avverkning. Av det avverkningsanmälda området överlappar 2.50 ha med buffertzonerna och får av detta skäl inte avverkas.</w:t>
+        <w:t>I det avverkningsanmälda området finns 8 fyndplatser för knärot registrerade på Artportalen. Figur 2 visar gränserna för buffertzoner på 50 m, som behöver lämnas kring fyndplatserna för att knärotslokalerna inte ska försvinna vid en avverkning. Av det avverkningsanmälda området överlappar 2.74 ha med buffertzonerna och får av detta skäl inte avverkas.</w:t>
       </w:r>
     </w:p>
     <w:p>
@@ -1070,7 +1070,7 @@
     <w:r>
       <w:tab/>
       <w:tab/>
-      <w:t>2025-06-21</w:t>
+      <w:t>2025-06-22</w:t>
       <w:br/>
       <w:br/>
     </w:r>

--- a/klagomål/A 19208-2025 FSC-klagomål.docx
+++ b/klagomål/A 19208-2025 FSC-klagomål.docx
@@ -1070,7 +1070,7 @@
     <w:r>
       <w:tab/>
       <w:tab/>
-      <w:t>2025-06-22</w:t>
+      <w:t>2025-06-23</w:t>
       <w:br/>
       <w:br/>
     </w:r>

--- a/klagomål/A 19208-2025 FSC-klagomål.docx
+++ b/klagomål/A 19208-2025 FSC-klagomål.docx
@@ -1070,7 +1070,7 @@
     <w:r>
       <w:tab/>
       <w:tab/>
-      <w:t>2025-06-23</w:t>
+      <w:t>2025-06-24</w:t>
       <w:br/>
       <w:br/>
     </w:r>

--- a/klagomål/A 19208-2025 FSC-klagomål.docx
+++ b/klagomål/A 19208-2025 FSC-klagomål.docx
@@ -1070,7 +1070,7 @@
     <w:r>
       <w:tab/>
       <w:tab/>
-      <w:t>2025-06-24</w:t>
+      <w:t>2025-06-25</w:t>
       <w:br/>
       <w:br/>
     </w:r>

--- a/klagomål/A 19208-2025 FSC-klagomål.docx
+++ b/klagomål/A 19208-2025 FSC-klagomål.docx
@@ -1070,7 +1070,7 @@
     <w:r>
       <w:tab/>
       <w:tab/>
-      <w:t>2025-06-25</w:t>
+      <w:t>2025-06-26</w:t>
       <w:br/>
       <w:br/>
     </w:r>

--- a/klagomål/A 19208-2025 FSC-klagomål.docx
+++ b/klagomål/A 19208-2025 FSC-klagomål.docx
@@ -1070,7 +1070,7 @@
     <w:r>
       <w:tab/>
       <w:tab/>
-      <w:t>2025-06-26</w:t>
+      <w:t>2025-06-27</w:t>
       <w:br/>
       <w:br/>
     </w:r>

--- a/klagomål/A 19208-2025 FSC-klagomål.docx
+++ b/klagomål/A 19208-2025 FSC-klagomål.docx
@@ -1070,7 +1070,7 @@
     <w:r>
       <w:tab/>
       <w:tab/>
-      <w:t>2025-06-27</w:t>
+      <w:t>2025-06-28</w:t>
       <w:br/>
       <w:br/>
     </w:r>

--- a/klagomål/A 19208-2025 FSC-klagomål.docx
+++ b/klagomål/A 19208-2025 FSC-klagomål.docx
@@ -1070,7 +1070,7 @@
     <w:r>
       <w:tab/>
       <w:tab/>
-      <w:t>2025-06-28</w:t>
+      <w:t>2025-06-29</w:t>
       <w:br/>
       <w:br/>
     </w:r>

--- a/klagomål/A 19208-2025 FSC-klagomål.docx
+++ b/klagomål/A 19208-2025 FSC-klagomål.docx
@@ -1070,7 +1070,7 @@
     <w:r>
       <w:tab/>
       <w:tab/>
-      <w:t>2025-06-29</w:t>
+      <w:t>2025-06-30</w:t>
       <w:br/>
       <w:br/>
     </w:r>

--- a/klagomål/A 19208-2025 FSC-klagomål.docx
+++ b/klagomål/A 19208-2025 FSC-klagomål.docx
@@ -1070,7 +1070,7 @@
     <w:r>
       <w:tab/>
       <w:tab/>
-      <w:t>2025-06-30</w:t>
+      <w:t>2025-07-01</w:t>
       <w:br/>
       <w:br/>
     </w:r>

--- a/klagomål/A 19208-2025 FSC-klagomål.docx
+++ b/klagomål/A 19208-2025 FSC-klagomål.docx
@@ -1070,7 +1070,7 @@
     <w:r>
       <w:tab/>
       <w:tab/>
-      <w:t>2025-07-01</w:t>
+      <w:t>2025-07-02</w:t>
       <w:br/>
       <w:br/>
     </w:r>

--- a/klagomål/A 19208-2025 FSC-klagomål.docx
+++ b/klagomål/A 19208-2025 FSC-klagomål.docx
@@ -1070,7 +1070,7 @@
     <w:r>
       <w:tab/>
       <w:tab/>
-      <w:t>2025-07-02</w:t>
+      <w:t>2025-07-03</w:t>
       <w:br/>
       <w:br/>
     </w:r>

--- a/klagomål/A 19208-2025 FSC-klagomål.docx
+++ b/klagomål/A 19208-2025 FSC-klagomål.docx
@@ -1070,7 +1070,7 @@
     <w:r>
       <w:tab/>
       <w:tab/>
-      <w:t>2025-07-03</w:t>
+      <w:t>2025-07-04</w:t>
       <w:br/>
       <w:br/>
     </w:r>

--- a/klagomål/A 19208-2025 FSC-klagomål.docx
+++ b/klagomål/A 19208-2025 FSC-klagomål.docx
@@ -1070,7 +1070,7 @@
     <w:r>
       <w:tab/>
       <w:tab/>
-      <w:t>2025-07-04</w:t>
+      <w:t>2025-07-05</w:t>
       <w:br/>
       <w:br/>
     </w:r>

--- a/klagomål/A 19208-2025 FSC-klagomål.docx
+++ b/klagomål/A 19208-2025 FSC-klagomål.docx
@@ -1070,7 +1070,7 @@
     <w:r>
       <w:tab/>
       <w:tab/>
-      <w:t>2025-07-05</w:t>
+      <w:t>2025-07-06</w:t>
       <w:br/>
       <w:br/>
     </w:r>

--- a/klagomål/A 19208-2025 FSC-klagomål.docx
+++ b/klagomål/A 19208-2025 FSC-klagomål.docx
@@ -1070,7 +1070,7 @@
     <w:r>
       <w:tab/>
       <w:tab/>
-      <w:t>2025-07-06</w:t>
+      <w:t>2025-07-07</w:t>
       <w:br/>
       <w:br/>
     </w:r>

--- a/klagomål/A 19208-2025 FSC-klagomål.docx
+++ b/klagomål/A 19208-2025 FSC-klagomål.docx
@@ -1070,7 +1070,7 @@
     <w:r>
       <w:tab/>
       <w:tab/>
-      <w:t>2025-07-07</w:t>
+      <w:t>2025-07-08</w:t>
       <w:br/>
       <w:br/>
     </w:r>

--- a/klagomål/A 19208-2025 FSC-klagomål.docx
+++ b/klagomål/A 19208-2025 FSC-klagomål.docx
@@ -1070,7 +1070,7 @@
     <w:r>
       <w:tab/>
       <w:tab/>
-      <w:t>2025-07-08</w:t>
+      <w:t>2025-07-09</w:t>
       <w:br/>
       <w:br/>
     </w:r>

--- a/klagomål/A 19208-2025 FSC-klagomål.docx
+++ b/klagomål/A 19208-2025 FSC-klagomål.docx
@@ -1070,7 +1070,7 @@
     <w:r>
       <w:tab/>
       <w:tab/>
-      <w:t>2025-07-09</w:t>
+      <w:t>2025-07-11</w:t>
       <w:br/>
       <w:br/>
     </w:r>

--- a/klagomål/A 19208-2025 FSC-klagomål.docx
+++ b/klagomål/A 19208-2025 FSC-klagomål.docx
@@ -1070,7 +1070,7 @@
     <w:r>
       <w:tab/>
       <w:tab/>
-      <w:t>2025-07-11</w:t>
+      <w:t>2025-07-12</w:t>
       <w:br/>
       <w:br/>
     </w:r>

--- a/klagomål/A 19208-2025 FSC-klagomål.docx
+++ b/klagomål/A 19208-2025 FSC-klagomål.docx
@@ -1070,7 +1070,7 @@
     <w:r>
       <w:tab/>
       <w:tab/>
-      <w:t>2025-07-12</w:t>
+      <w:t>2025-07-13</w:t>
       <w:br/>
       <w:br/>
     </w:r>

--- a/klagomål/A 19208-2025 FSC-klagomål.docx
+++ b/klagomål/A 19208-2025 FSC-klagomål.docx
@@ -1070,7 +1070,7 @@
     <w:r>
       <w:tab/>
       <w:tab/>
-      <w:t>2025-07-13</w:t>
+      <w:t>2025-07-14</w:t>
       <w:br/>
       <w:br/>
     </w:r>

--- a/klagomål/A 19208-2025 FSC-klagomål.docx
+++ b/klagomål/A 19208-2025 FSC-klagomål.docx
@@ -1108,7 +1108,7 @@
     <w:r>
       <w:tab/>
       <w:tab/>
-      <w:t>2025-08-06</w:t>
+      <w:t>2025-08-09</w:t>
       <w:br/>
       <w:br/>
     </w:r>

--- a/klagomål/A 19208-2025 FSC-klagomål.docx
+++ b/klagomål/A 19208-2025 FSC-klagomål.docx
@@ -168,7 +168,7 @@
     </w:p>
     <w:p>
       <w:r>
-        <w:t>Detta dokument behandlar höga naturvärden i avverkningsanmälan A 19208-2025 i Sollefteå kommun. Denna avverkningsanmälan inkom 2025-04-22 och omfattar 3,2 ha.</w:t>
+        <w:t>Detta dokument behandlar höga naturvärden i avverkningsanmälan A 19208-2025 i Sollefteå kommun. Denna avverkningsanmälan inkom 2025-04-22 00:00:00 och omfattar 3,2 ha.</w:t>
       </w:r>
     </w:p>
     <w:p>

--- a/klagomål/A 19208-2025 FSC-klagomål.docx
+++ b/klagomål/A 19208-2025 FSC-klagomål.docx
@@ -1108,7 +1108,7 @@
     <w:r>
       <w:tab/>
       <w:tab/>
-      <w:t>2025-08-09</w:t>
+      <w:t>2025-08-10</w:t>
       <w:br/>
       <w:br/>
     </w:r>

--- a/klagomål/A 19208-2025 FSC-klagomål.docx
+++ b/klagomål/A 19208-2025 FSC-klagomål.docx
@@ -1108,7 +1108,7 @@
     <w:r>
       <w:tab/>
       <w:tab/>
-      <w:t>2025-08-10</w:t>
+      <w:t>2025-08-11</w:t>
       <w:br/>
       <w:br/>
     </w:r>

--- a/klagomål/A 19208-2025 FSC-klagomål.docx
+++ b/klagomål/A 19208-2025 FSC-klagomål.docx
@@ -1108,7 +1108,7 @@
     <w:r>
       <w:tab/>
       <w:tab/>
-      <w:t>2025-08-11</w:t>
+      <w:t>2025-08-12</w:t>
       <w:br/>
       <w:br/>
     </w:r>

--- a/klagomål/A 19208-2025 FSC-klagomål.docx
+++ b/klagomål/A 19208-2025 FSC-klagomål.docx
@@ -1108,7 +1108,7 @@
     <w:r>
       <w:tab/>
       <w:tab/>
-      <w:t>2025-08-12</w:t>
+      <w:t>2025-08-13</w:t>
       <w:br/>
       <w:br/>
     </w:r>

--- a/klagomål/A 19208-2025 FSC-klagomål.docx
+++ b/klagomål/A 19208-2025 FSC-klagomål.docx
@@ -1108,7 +1108,7 @@
     <w:r>
       <w:tab/>
       <w:tab/>
-      <w:t>2025-08-13</w:t>
+      <w:t>2025-08-14</w:t>
       <w:br/>
       <w:br/>
     </w:r>

--- a/klagomål/A 19208-2025 FSC-klagomål.docx
+++ b/klagomål/A 19208-2025 FSC-klagomål.docx
@@ -1108,7 +1108,7 @@
     <w:r>
       <w:tab/>
       <w:tab/>
-      <w:t>2025-08-14</w:t>
+      <w:t>2025-08-15</w:t>
       <w:br/>
       <w:br/>
     </w:r>

--- a/klagomål/A 19208-2025 FSC-klagomål.docx
+++ b/klagomål/A 19208-2025 FSC-klagomål.docx
@@ -1108,7 +1108,7 @@
     <w:r>
       <w:tab/>
       <w:tab/>
-      <w:t>2025-08-15</w:t>
+      <w:t>2025-08-16</w:t>
       <w:br/>
       <w:br/>
     </w:r>

--- a/klagomål/A 19208-2025 FSC-klagomål.docx
+++ b/klagomål/A 19208-2025 FSC-klagomål.docx
@@ -1108,7 +1108,7 @@
     <w:r>
       <w:tab/>
       <w:tab/>
-      <w:t>2025-08-16</w:t>
+      <w:t>2025-08-17</w:t>
       <w:br/>
       <w:br/>
     </w:r>

--- a/klagomål/A 19208-2025 FSC-klagomål.docx
+++ b/klagomål/A 19208-2025 FSC-klagomål.docx
@@ -1108,7 +1108,7 @@
     <w:r>
       <w:tab/>
       <w:tab/>
-      <w:t>2025-08-17</w:t>
+      <w:t>2025-08-18</w:t>
       <w:br/>
       <w:br/>
     </w:r>
